--- a/docs/phase1/dbmigrate/iteration2/SQLiteDatabaseGuide2.docx
+++ b/docs/phase1/dbmigrate/iteration2/SQLiteDatabaseGuide2.docx
@@ -284,7 +284,7 @@
               <w:pStyle w:val="TableText"/>
             </w:pPr>
             <w:r>
-              <w:t xml:space="preserve">dbmigrate export/import run on 2026-09-22 17:17:43 UTC</w:t>
+              <w:t xml:space="preserve">dbmigrate export/import run on 2026-09-24 09:36:44 UTC</w:t>
             </w:r>
           </w:p>
         </w:tc>
@@ -660,7 +660,7 @@
     </w:p>
     <w:p>
       <w:r>
-        <w:t xml:space="preserve">Change the scratch copy freely, then delete it. To return the real database to its migrated state, rebuild it from the exported files (this deletes the database in the container and recreates it): tools\dbmigrate\iteration2\dbmigrate.cmd import --target sqlite-linux --recreate</w:t>
+        <w:t xml:space="preserve">Change the scratch copy freely, then delete it. To return the real database to its migrated state, rebuild it from the exported files (this deletes the database in the container and recreates it): tools\phase1\dbmigrate\iteration2\dbmigrate.cmd import --target sqlite-linux --recreate</w:t>
       </w:r>
     </w:p>
     <w:p>
@@ -909,7 +909,7 @@
     </w:p>
     <w:p>
       <w:r>
-        <w:t xml:space="preserve">The container was created from the stock alpine:3.20 image; SQLite was installed into it with apk add sqlite sqlite-tools. There is no custom image and no volume, so the container is the only home of the database. To rebuild everything: tools\dbmigrate\iteration2\dbmigrate.cmd all --target sqlite-linux --recreate</w:t>
+        <w:t xml:space="preserve">The container was created from the stock alpine:3.20 image; SQLite was installed into it with apk add sqlite sqlite-tools. There is no custom image and no volume, so the container is the only home of the database. To rebuild everything: tools\phase1\dbmigrate\iteration2\dbmigrate.cmd all --target sqlite-linux --recreate</w:t>
       </w:r>
     </w:p>
     <w:p>
@@ -1092,7 +1092,7 @@
               <w:pStyle w:val="TableText"/>
             </w:pPr>
             <w:r>
-              <w:t xml:space="preserve">The container was removed. Run the pipeline again to recreate it and the database: tools\dbmigrate\iteration2\dbmigrate.cmd all --target sqlite-linux</w:t>
+              <w:t xml:space="preserve">The container was removed. Run the pipeline again to recreate it and the database: tools\phase1\dbmigrate\iteration2\dbmigrate.cmd all --target sqlite-linux</w:t>
             </w:r>
           </w:p>
         </w:tc>
@@ -9849,7 +9849,7 @@
         <w:pStyle w:val="Code"/>
       </w:pPr>
       <w:r>
-        <w:t xml:space="preserve">tools\dbmigrate\iteration2\dbmigrate.cmd all --target sqlite-linux --recreate</w:t>
+        <w:t xml:space="preserve">tools\phase1\dbmigrate\iteration2\dbmigrate.cmd all --target sqlite-linux --recreate</w:t>
       </w:r>
     </w:p>
     <w:p>
@@ -9862,7 +9862,7 @@
         <w:pStyle w:val="Code"/>
       </w:pPr>
       <w:r>
-        <w:t xml:space="preserve">tools\dbmigrate\iteration2\dbmigrate.cmd guide --target sqlite-linux</w:t>
+        <w:t xml:space="preserve">tools\phase1\dbmigrate\iteration2\dbmigrate.cmd guide --target sqlite-linux</w:t>
       </w:r>
     </w:p>
     <w:p>
@@ -10112,7 +10112,7 @@
     </w:p>
     <w:p>
       <w:r>
-        <w:t xml:space="preserve">Both files are in tools\dbmigrate\iteration2 on the Windows machine. 02-data-sanitized.sql has already had PasswordHash/SecurityStamp set to NULL for every Users row (section 7), so it carries no credential material. Whether any other column should be treated as sensitive has not been evaluated for this database and is a separate decision.</w:t>
+        <w:t xml:space="preserve">Both files are in tools\phase1\dbmigrate\iteration2 on the Windows machine. 02-data-sanitized.sql has already had PasswordHash/SecurityStamp set to NULL for every Users row (section 7), so it carries no credential material. Whether any other column should be treated as sensitive has not been evaluated for this database and is a separate decision.</w:t>
       </w:r>
     </w:p>
     <w:p>
@@ -10136,7 +10136,7 @@
         <w:pStyle w:val="Code"/>
       </w:pPr>
       <w:r>
-        <w:t xml:space="preserve">docker cp tools\dbmigrate\iteration2\01-schema.sql mar-sqlite:/tmp/01-schema.sql</w:t>
+        <w:t xml:space="preserve">docker cp tools\phase1\dbmigrate\iteration2\01-schema.sql mar-sqlite:/tmp/01-schema.sql</w:t>
       </w:r>
     </w:p>
     <w:p>
@@ -10144,7 +10144,7 @@
         <w:pStyle w:val="Code"/>
       </w:pPr>
       <w:r>
-        <w:t xml:space="preserve">docker cp tools\dbmigrate\iteration2\02-data-sanitized.sql mar-sqlite:/tmp/02-data-sanitized.sql</w:t>
+        <w:t xml:space="preserve">docker cp tools\phase1\dbmigrate\iteration2\02-data-sanitized.sql mar-sqlite:/tmp/02-data-sanitized.sql</w:t>
       </w:r>
     </w:p>
     <w:p>
@@ -10233,7 +10233,7 @@
         <w:pStyle w:val="Code"/>
       </w:pPr>
       <w:r>
-        <w:t xml:space="preserve">type tools\dbmigrate\iteration2\01-schema.sql | docker exec -i mar-sqlite sqlite3 -bail /data/masterantique.sqlite</w:t>
+        <w:t xml:space="preserve">type tools\phase1\dbmigrate\iteration2\01-schema.sql | docker exec -i mar-sqlite sqlite3 -bail /data/masterantique.sqlite</w:t>
       </w:r>
     </w:p>
     <w:p>
@@ -10241,7 +10241,7 @@
         <w:pStyle w:val="Code"/>
       </w:pPr>
       <w:r>
-        <w:t xml:space="preserve">type tools\dbmigrate\iteration2\02-data-sanitized.sql | docker exec -i mar-sqlite sqlite3 -bail /data/masterantique.sqlite</w:t>
+        <w:t xml:space="preserve">type tools\phase1\dbmigrate\iteration2\02-data-sanitized.sql | docker exec -i mar-sqlite sqlite3 -bail /data/masterantique.sqlite</w:t>
       </w:r>
     </w:p>
     <w:p>

--- a/docs/phase1/dbmigrate/iteration2/SQLiteDatabaseGuide2.docx
+++ b/docs/phase1/dbmigrate/iteration2/SQLiteDatabaseGuide2.docx
@@ -284,7 +284,7 @@
               <w:pStyle w:val="TableText"/>
             </w:pPr>
             <w:r>
-              <w:t xml:space="preserve">dbmigrate export/import run on 2026-09-24 09:36:44 UTC</w:t>
+              <w:t xml:space="preserve">dbmigrate export/import run on 2026-09-24 12:42:09 UTC</w:t>
             </w:r>
           </w:p>
         </w:tc>
